--- a/src/dataBase/MODELO DE DADOS ATUALIZADO.docx
+++ b/src/dataBase/MODELO DE DADOS ATUALIZADO.docx
@@ -1,6 +1,6 @@
 
 <file path=word/document.xml><?xml version="1.0" encoding="utf-8"?>
-<w:document xmlns:wpc="http://schemas.microsoft.com/office/word/2010/wordprocessingCanvas" xmlns:cx="http://schemas.microsoft.com/office/drawing/2014/chartex" xmlns:cx1="http://schemas.microsoft.com/office/drawing/2015/9/8/chartex" xmlns:cx2="http://schemas.microsoft.com/office/drawing/2015/10/21/chartex" xmlns:cx3="http://schemas.microsoft.com/office/drawing/2016/5/9/chartex" xmlns:cx4="http://schemas.microsoft.com/office/drawing/2016/5/10/chartex" xmlns:cx5="http://schemas.microsoft.com/office/drawing/2016/5/11/chartex" xmlns:cx6="http://schemas.microsoft.com/office/drawing/2016/5/12/chartex" xmlns:cx7="http://schemas.microsoft.com/office/drawing/2016/5/13/chartex" xmlns:cx8="http://schemas.microsoft.com/office/drawing/2016/5/14/chartex" xmlns:mc="http://schemas.openxmlformats.org/markup-compatibility/2006" xmlns:aink="http://schemas.microsoft.com/office/drawing/2016/ink" xmlns:am3d="http://schemas.microsoft.com/office/drawing/2017/model3d" xmlns:o="urn:schemas-microsoft-com:office:office" xmlns:r="http://schemas.openxmlformats.org/officeDocument/2006/relationships" xmlns:m="http://schemas.openxmlformats.org/officeDocument/2006/math" xmlns:v="urn:schemas-microsoft-com:vml" xmlns:wp14="http://schemas.microsoft.com/office/word/2010/wordprocessingDrawing" xmlns:wp="http://schemas.openxmlformats.org/drawingml/2006/wordprocessingDrawing" xmlns:w10="urn:schemas-microsoft-com:office:word" xmlns:w="http://schemas.openxmlformats.org/wordprocessingml/2006/main" xmlns:w14="http://schemas.microsoft.com/office/word/2010/wordml" xmlns:w15="http://schemas.microsoft.com/office/word/2012/wordml" xmlns:w16cid="http://schemas.microsoft.com/office/word/2016/wordml/cid" xmlns:w16se="http://schemas.microsoft.com/office/word/2015/wordml/symex" xmlns:wpg="http://schemas.microsoft.com/office/word/2010/wordprocessingGroup" xmlns:wpi="http://schemas.microsoft.com/office/word/2010/wordprocessingInk" xmlns:wne="http://schemas.microsoft.com/office/word/2006/wordml" xmlns:wps="http://schemas.microsoft.com/office/word/2010/wordprocessingShape" mc:Ignorable="w14 w15 w16se w16cid wp14">
+<w:document xmlns:wpc="http://schemas.microsoft.com/office/word/2010/wordprocessingCanvas" xmlns:cx="http://schemas.microsoft.com/office/drawing/2014/chartex" xmlns:cx1="http://schemas.microsoft.com/office/drawing/2015/9/8/chartex" xmlns:cx2="http://schemas.microsoft.com/office/drawing/2015/10/21/chartex" xmlns:cx3="http://schemas.microsoft.com/office/drawing/2016/5/9/chartex" xmlns:cx4="http://schemas.microsoft.com/office/drawing/2016/5/10/chartex" xmlns:cx5="http://schemas.microsoft.com/office/drawing/2016/5/11/chartex" xmlns:cx6="http://schemas.microsoft.com/office/drawing/2016/5/12/chartex" xmlns:cx7="http://schemas.microsoft.com/office/drawing/2016/5/13/chartex" xmlns:cx8="http://schemas.microsoft.com/office/drawing/2016/5/14/chartex" xmlns:mc="http://schemas.openxmlformats.org/markup-compatibility/2006" xmlns:aink="http://schemas.microsoft.com/office/drawing/2016/ink" xmlns:am3d="http://schemas.microsoft.com/office/drawing/2017/model3d" xmlns:o="urn:schemas-microsoft-com:office:office" xmlns:oel="http://schemas.microsoft.com/office/2019/extlst" xmlns:r="http://schemas.openxmlformats.org/officeDocument/2006/relationships" xmlns:m="http://schemas.openxmlformats.org/officeDocument/2006/math" xmlns:v="urn:schemas-microsoft-com:vml" xmlns:wp14="http://schemas.microsoft.com/office/word/2010/wordprocessingDrawing" xmlns:wp="http://schemas.openxmlformats.org/drawingml/2006/wordprocessingDrawing" xmlns:w10="urn:schemas-microsoft-com:office:word" xmlns:w="http://schemas.openxmlformats.org/wordprocessingml/2006/main" xmlns:w14="http://schemas.microsoft.com/office/word/2010/wordml" xmlns:w15="http://schemas.microsoft.com/office/word/2012/wordml" xmlns:w16cex="http://schemas.microsoft.com/office/word/2018/wordml/cex" xmlns:w16cid="http://schemas.microsoft.com/office/word/2016/wordml/cid" xmlns:w16="http://schemas.microsoft.com/office/word/2018/wordml" xmlns:w16sdtdh="http://schemas.microsoft.com/office/word/2020/wordml/sdtdatahash" xmlns:w16se="http://schemas.microsoft.com/office/word/2015/wordml/symex" xmlns:wpg="http://schemas.microsoft.com/office/word/2010/wordprocessingGroup" xmlns:wpi="http://schemas.microsoft.com/office/word/2010/wordprocessingInk" xmlns:wne="http://schemas.microsoft.com/office/word/2006/wordml" xmlns:wps="http://schemas.microsoft.com/office/word/2010/wordprocessingShape" mc:Ignorable="w14 w15 w16se w16cid w16 w16cex w16sdtdh wp14">
   <w:body>
     <w:p/>
     <w:p>
@@ -258,11 +258,9 @@
             <w:vAlign w:val="center"/>
           </w:tcPr>
           <w:p>
-            <w:proofErr w:type="spellStart"/>
             <w:r>
               <w:t>crg_id</w:t>
             </w:r>
-            <w:proofErr w:type="spellEnd"/>
           </w:p>
         </w:tc>
         <w:tc>
@@ -323,11 +321,9 @@
             <w:tcW w:w="1151" w:type="pct"/>
           </w:tcPr>
           <w:p>
-            <w:proofErr w:type="spellStart"/>
             <w:r>
               <w:t>Auto-Incremento</w:t>
             </w:r>
-            <w:proofErr w:type="spellEnd"/>
           </w:p>
         </w:tc>
       </w:tr>
@@ -349,11 +345,9 @@
             <w:vAlign w:val="center"/>
           </w:tcPr>
           <w:p>
-            <w:proofErr w:type="spellStart"/>
             <w:r>
               <w:t>prm_id</w:t>
             </w:r>
-            <w:proofErr w:type="spellEnd"/>
           </w:p>
         </w:tc>
         <w:tc>
@@ -414,11 +408,9 @@
             <w:tcW w:w="1151" w:type="pct"/>
           </w:tcPr>
           <w:p>
-            <w:proofErr w:type="spellStart"/>
             <w:r>
               <w:t>Auto-Incremento</w:t>
             </w:r>
-            <w:proofErr w:type="spellEnd"/>
           </w:p>
         </w:tc>
       </w:tr>
@@ -440,11 +432,9 @@
             <w:vAlign w:val="center"/>
           </w:tcPr>
           <w:p>
-            <w:proofErr w:type="spellStart"/>
             <w:r>
               <w:t>crg_prm_cadastrar</w:t>
             </w:r>
-            <w:proofErr w:type="spellEnd"/>
           </w:p>
         </w:tc>
         <w:tc>
@@ -523,11 +513,9 @@
             <w:vAlign w:val="center"/>
           </w:tcPr>
           <w:p>
-            <w:proofErr w:type="spellStart"/>
             <w:r>
               <w:t>crg_perm_editar</w:t>
             </w:r>
-            <w:proofErr w:type="spellEnd"/>
           </w:p>
         </w:tc>
         <w:tc>
@@ -606,11 +594,9 @@
             <w:vAlign w:val="center"/>
           </w:tcPr>
           <w:p>
-            <w:proofErr w:type="spellStart"/>
             <w:r>
               <w:t>crg_prm_consultar</w:t>
             </w:r>
-            <w:proofErr w:type="spellEnd"/>
           </w:p>
         </w:tc>
         <w:tc>
@@ -923,11 +909,9 @@
             <w:vAlign w:val="center"/>
           </w:tcPr>
           <w:p>
-            <w:proofErr w:type="spellStart"/>
             <w:r>
               <w:t>prm_id</w:t>
             </w:r>
-            <w:proofErr w:type="spellEnd"/>
           </w:p>
         </w:tc>
         <w:tc>
@@ -985,11 +969,9 @@
             <w:tcW w:w="1151" w:type="pct"/>
           </w:tcPr>
           <w:p>
-            <w:proofErr w:type="spellStart"/>
             <w:r>
               <w:t>Auto_Incremento</w:t>
             </w:r>
-            <w:proofErr w:type="spellEnd"/>
           </w:p>
         </w:tc>
       </w:tr>
@@ -1011,11 +993,9 @@
             <w:vAlign w:val="center"/>
           </w:tcPr>
           <w:p>
-            <w:proofErr w:type="spellStart"/>
             <w:r>
               <w:t>prm_nome</w:t>
             </w:r>
-            <w:proofErr w:type="spellEnd"/>
           </w:p>
         </w:tc>
         <w:tc>
@@ -1327,11 +1307,9 @@
             <w:vAlign w:val="center"/>
           </w:tcPr>
           <w:p>
-            <w:proofErr w:type="spellStart"/>
             <w:r>
               <w:t>tar_id</w:t>
             </w:r>
-            <w:proofErr w:type="spellEnd"/>
           </w:p>
         </w:tc>
         <w:tc>
@@ -1343,11 +1321,9 @@
             <w:pPr>
               <w:jc w:val="center"/>
             </w:pPr>
-            <w:proofErr w:type="spellStart"/>
             <w:r>
               <w:t>Int</w:t>
             </w:r>
-            <w:proofErr w:type="spellEnd"/>
           </w:p>
         </w:tc>
         <w:tc>
@@ -1415,11 +1391,9 @@
             <w:vAlign w:val="center"/>
           </w:tcPr>
           <w:p>
-            <w:proofErr w:type="spellStart"/>
             <w:r>
               <w:t>tar_setor_id</w:t>
             </w:r>
-            <w:proofErr w:type="spellEnd"/>
           </w:p>
         </w:tc>
         <w:tc>
@@ -1431,11 +1405,9 @@
             <w:pPr>
               <w:jc w:val="center"/>
             </w:pPr>
-            <w:proofErr w:type="spellStart"/>
             <w:r>
               <w:t>Int</w:t>
             </w:r>
-            <w:proofErr w:type="spellEnd"/>
           </w:p>
         </w:tc>
         <w:tc>
@@ -1499,11 +1471,9 @@
             <w:vAlign w:val="center"/>
           </w:tcPr>
           <w:p>
-            <w:proofErr w:type="spellStart"/>
             <w:r>
               <w:t>tar_criado_por</w:t>
             </w:r>
-            <w:proofErr w:type="spellEnd"/>
           </w:p>
         </w:tc>
         <w:tc>
@@ -1515,11 +1485,9 @@
             <w:pPr>
               <w:jc w:val="center"/>
             </w:pPr>
-            <w:proofErr w:type="spellStart"/>
             <w:r>
               <w:t>Int</w:t>
             </w:r>
-            <w:proofErr w:type="spellEnd"/>
           </w:p>
         </w:tc>
         <w:tc>
@@ -1572,14 +1540,9 @@
             <w:vAlign w:val="center"/>
           </w:tcPr>
           <w:p>
-            <w:proofErr w:type="spellStart"/>
             <w:r>
               <w:lastRenderedPageBreak/>
-              <w:t>Titulo</w:t>
-            </w:r>
-            <w:proofErr w:type="spellEnd"/>
-            <w:r>
-              <w:t xml:space="preserve"> da tarefa</w:t>
+              <w:t>Titulo da tarefa</w:t>
             </w:r>
           </w:p>
         </w:tc>
@@ -1589,11 +1552,9 @@
             <w:vAlign w:val="center"/>
           </w:tcPr>
           <w:p>
-            <w:proofErr w:type="spellStart"/>
             <w:r>
               <w:t>tar_titulo</w:t>
             </w:r>
-            <w:proofErr w:type="spellEnd"/>
           </w:p>
         </w:tc>
         <w:tc>
@@ -1605,11 +1566,9 @@
             <w:pPr>
               <w:jc w:val="center"/>
             </w:pPr>
-            <w:proofErr w:type="spellStart"/>
             <w:r>
               <w:t>Varchar</w:t>
             </w:r>
-            <w:proofErr w:type="spellEnd"/>
           </w:p>
         </w:tc>
         <w:tc>
@@ -1677,11 +1636,9 @@
             <w:vAlign w:val="center"/>
           </w:tcPr>
           <w:p>
-            <w:proofErr w:type="spellStart"/>
             <w:r>
               <w:t>tar_descricao</w:t>
             </w:r>
-            <w:proofErr w:type="spellEnd"/>
           </w:p>
         </w:tc>
         <w:tc>
@@ -1693,11 +1650,9 @@
             <w:pPr>
               <w:jc w:val="center"/>
             </w:pPr>
-            <w:proofErr w:type="spellStart"/>
             <w:r>
               <w:t>Varchar</w:t>
             </w:r>
-            <w:proofErr w:type="spellEnd"/>
           </w:p>
         </w:tc>
         <w:tc>
@@ -1765,11 +1720,9 @@
             <w:vAlign w:val="center"/>
           </w:tcPr>
           <w:p>
-            <w:proofErr w:type="spellStart"/>
             <w:r>
               <w:t>tar_prioridade</w:t>
             </w:r>
-            <w:proofErr w:type="spellEnd"/>
           </w:p>
         </w:tc>
         <w:tc>
@@ -1781,11 +1734,9 @@
             <w:pPr>
               <w:jc w:val="center"/>
             </w:pPr>
-            <w:proofErr w:type="spellStart"/>
             <w:r>
               <w:t>Tinyint</w:t>
             </w:r>
-            <w:proofErr w:type="spellEnd"/>
           </w:p>
         </w:tc>
         <w:tc>
@@ -1830,15 +1781,7 @@
           </w:tcPr>
           <w:p>
             <w:r>
-              <w:t xml:space="preserve">0 - </w:t>
-            </w:r>
-            <w:proofErr w:type="gramStart"/>
-            <w:r>
-              <w:t>menor</w:t>
-            </w:r>
-            <w:proofErr w:type="gramEnd"/>
-            <w:r>
-              <w:t xml:space="preserve"> prioridade</w:t>
+              <w:t>0 - menor prioridade</w:t>
             </w:r>
           </w:p>
           <w:p>
@@ -1846,15 +1789,7 @@
               <w:t>5</w:t>
             </w:r>
             <w:r>
-              <w:t xml:space="preserve"> - </w:t>
-            </w:r>
-            <w:proofErr w:type="gramStart"/>
-            <w:r>
-              <w:t>maior</w:t>
-            </w:r>
-            <w:proofErr w:type="gramEnd"/>
-            <w:r>
-              <w:t xml:space="preserve"> prioridade</w:t>
+              <w:t xml:space="preserve"> - maior prioridade</w:t>
             </w:r>
           </w:p>
         </w:tc>
@@ -1877,11 +1812,9 @@
             <w:vAlign w:val="center"/>
           </w:tcPr>
           <w:p>
-            <w:proofErr w:type="spellStart"/>
             <w:r>
               <w:t>tar_prazo</w:t>
             </w:r>
-            <w:proofErr w:type="spellEnd"/>
           </w:p>
         </w:tc>
         <w:tc>
@@ -1956,11 +1889,9 @@
             <w:vAlign w:val="center"/>
           </w:tcPr>
           <w:p>
-            <w:proofErr w:type="spellStart"/>
             <w:r>
               <w:t>tar_status</w:t>
             </w:r>
-            <w:proofErr w:type="spellEnd"/>
           </w:p>
         </w:tc>
         <w:tc>
@@ -2047,11 +1978,9 @@
             <w:vAlign w:val="center"/>
           </w:tcPr>
           <w:p>
-            <w:proofErr w:type="spellStart"/>
             <w:r>
               <w:t>tar_estimativa_minutos</w:t>
             </w:r>
-            <w:proofErr w:type="spellEnd"/>
           </w:p>
         </w:tc>
         <w:tc>
@@ -2126,11 +2055,9 @@
             <w:vAlign w:val="center"/>
           </w:tcPr>
           <w:p>
-            <w:proofErr w:type="spellStart"/>
             <w:r>
               <w:t>tar_data_criacao</w:t>
             </w:r>
-            <w:proofErr w:type="spellEnd"/>
           </w:p>
         </w:tc>
         <w:tc>
@@ -2142,11 +2069,9 @@
             <w:pPr>
               <w:jc w:val="center"/>
             </w:pPr>
-            <w:proofErr w:type="spellStart"/>
             <w:r>
               <w:t>DateTime</w:t>
             </w:r>
-            <w:proofErr w:type="spellEnd"/>
           </w:p>
         </w:tc>
         <w:tc>
@@ -2207,11 +2132,9 @@
             <w:vAlign w:val="center"/>
           </w:tcPr>
           <w:p>
-            <w:proofErr w:type="spellStart"/>
             <w:r>
               <w:t>tar_exige_foto</w:t>
             </w:r>
-            <w:proofErr w:type="spellEnd"/>
           </w:p>
         </w:tc>
         <w:tc>
@@ -2532,11 +2455,9 @@
             <w:vAlign w:val="center"/>
           </w:tcPr>
           <w:p>
-            <w:proofErr w:type="spellStart"/>
             <w:r>
               <w:t>set_id</w:t>
             </w:r>
-            <w:proofErr w:type="spellEnd"/>
           </w:p>
         </w:tc>
         <w:tc>
@@ -2618,11 +2539,9 @@
             <w:vAlign w:val="center"/>
           </w:tcPr>
           <w:p>
-            <w:proofErr w:type="spellStart"/>
             <w:r>
               <w:t>set_nome</w:t>
             </w:r>
-            <w:proofErr w:type="spellEnd"/>
           </w:p>
         </w:tc>
         <w:tc>
@@ -3070,11 +2989,9 @@
             <w:vAlign w:val="center"/>
           </w:tcPr>
           <w:p>
-            <w:proofErr w:type="spellStart"/>
             <w:r>
               <w:t>func_id</w:t>
             </w:r>
-            <w:proofErr w:type="spellEnd"/>
           </w:p>
         </w:tc>
         <w:tc>
@@ -3156,11 +3073,9 @@
             <w:vAlign w:val="center"/>
           </w:tcPr>
           <w:p>
-            <w:proofErr w:type="spellStart"/>
             <w:r>
               <w:t>func_setor_id</w:t>
             </w:r>
-            <w:proofErr w:type="spellEnd"/>
           </w:p>
         </w:tc>
         <w:tc>
@@ -3238,11 +3153,9 @@
             <w:vAlign w:val="center"/>
           </w:tcPr>
           <w:p>
-            <w:proofErr w:type="spellStart"/>
             <w:r>
               <w:t>func_crg_id</w:t>
             </w:r>
-            <w:proofErr w:type="spellEnd"/>
           </w:p>
         </w:tc>
         <w:tc>
@@ -3320,11 +3233,9 @@
             <w:vAlign w:val="center"/>
           </w:tcPr>
           <w:p>
-            <w:proofErr w:type="spellStart"/>
             <w:r>
               <w:t>func_nome</w:t>
             </w:r>
-            <w:proofErr w:type="spellEnd"/>
           </w:p>
         </w:tc>
         <w:tc>
@@ -3395,11 +3306,9 @@
             <w:vAlign w:val="center"/>
           </w:tcPr>
           <w:p>
-            <w:proofErr w:type="spellStart"/>
             <w:r>
               <w:t>Email</w:t>
             </w:r>
-            <w:proofErr w:type="spellEnd"/>
           </w:p>
         </w:tc>
         <w:tc>
@@ -3408,11 +3317,9 @@
             <w:vAlign w:val="center"/>
           </w:tcPr>
           <w:p>
-            <w:proofErr w:type="spellStart"/>
             <w:r>
               <w:t>func_email</w:t>
             </w:r>
-            <w:proofErr w:type="spellEnd"/>
           </w:p>
         </w:tc>
         <w:tc>
@@ -3485,7 +3392,7 @@
           <w:p>
             <w:r>
               <w:lastRenderedPageBreak/>
-              <w:t>Senha</w:t>
+              <w:t>Login</w:t>
             </w:r>
           </w:p>
         </w:tc>
@@ -3495,11 +3402,12 @@
             <w:vAlign w:val="center"/>
           </w:tcPr>
           <w:p>
-            <w:proofErr w:type="spellStart"/>
-            <w:r>
-              <w:t>func_senha</w:t>
-            </w:r>
-            <w:proofErr w:type="spellEnd"/>
+            <w:r>
+              <w:t>func_</w:t>
+            </w:r>
+            <w:r>
+              <w:t>login</w:t>
+            </w:r>
           </w:p>
         </w:tc>
         <w:tc>
@@ -3526,7 +3434,7 @@
               <w:jc w:val="center"/>
             </w:pPr>
             <w:r>
-              <w:t xml:space="preserve">255 </w:t>
+              <w:t>80</w:t>
             </w:r>
           </w:p>
         </w:tc>
@@ -3558,7 +3466,7 @@
           </w:tcPr>
           <w:p>
             <w:r>
-              <w:t>Será armazenada e criptografada</w:t>
+              <w:t>UNIQUE</w:t>
             </w:r>
           </w:p>
         </w:tc>
@@ -3571,7 +3479,7 @@
           </w:tcPr>
           <w:p>
             <w:r>
-              <w:t>Status</w:t>
+              <w:t>Senha</w:t>
             </w:r>
           </w:p>
         </w:tc>
@@ -3581,11 +3489,9 @@
             <w:vAlign w:val="center"/>
           </w:tcPr>
           <w:p>
-            <w:proofErr w:type="spellStart"/>
-            <w:r>
-              <w:t>func_ativo</w:t>
-            </w:r>
-            <w:proofErr w:type="spellEnd"/>
+            <w:r>
+              <w:t>func_senha</w:t>
+            </w:r>
           </w:p>
         </w:tc>
         <w:tc>
@@ -3598,7 +3504,7 @@
               <w:jc w:val="center"/>
             </w:pPr>
             <w:r>
-              <w:t>BIT</w:t>
+              <w:t>VARCHAR</w:t>
             </w:r>
           </w:p>
         </w:tc>
@@ -3611,6 +3517,9 @@
             <w:pPr>
               <w:jc w:val="center"/>
             </w:pPr>
+            <w:r>
+              <w:t xml:space="preserve">255 </w:t>
+            </w:r>
           </w:p>
         </w:tc>
         <w:tc>
@@ -3641,7 +3550,7 @@
           </w:tcPr>
           <w:p>
             <w:r>
-              <w:t>0 – Não 1 – Sim</w:t>
+              <w:t>Será armazenada e criptografada</w:t>
             </w:r>
           </w:p>
         </w:tc>
@@ -3654,6 +3563,87 @@
           </w:tcPr>
           <w:p>
             <w:r>
+              <w:t>Status</w:t>
+            </w:r>
+          </w:p>
+        </w:tc>
+        <w:tc>
+          <w:tcPr>
+            <w:tcW w:w="1013" w:type="pct"/>
+            <w:vAlign w:val="center"/>
+          </w:tcPr>
+          <w:p>
+            <w:r>
+              <w:t>func_ativo</w:t>
+            </w:r>
+          </w:p>
+        </w:tc>
+        <w:tc>
+          <w:tcPr>
+            <w:tcW w:w="861" w:type="pct"/>
+            <w:vAlign w:val="center"/>
+          </w:tcPr>
+          <w:p>
+            <w:pPr>
+              <w:jc w:val="center"/>
+            </w:pPr>
+            <w:r>
+              <w:t>BIT</w:t>
+            </w:r>
+          </w:p>
+        </w:tc>
+        <w:tc>
+          <w:tcPr>
+            <w:tcW w:w="507" w:type="pct"/>
+            <w:vAlign w:val="center"/>
+          </w:tcPr>
+          <w:p>
+            <w:pPr>
+              <w:jc w:val="center"/>
+            </w:pPr>
+          </w:p>
+        </w:tc>
+        <w:tc>
+          <w:tcPr>
+            <w:tcW w:w="203" w:type="pct"/>
+            <w:vAlign w:val="center"/>
+          </w:tcPr>
+          <w:p>
+            <w:pPr>
+              <w:jc w:val="center"/>
+            </w:pPr>
+          </w:p>
+        </w:tc>
+        <w:tc>
+          <w:tcPr>
+            <w:tcW w:w="203" w:type="pct"/>
+            <w:vAlign w:val="center"/>
+          </w:tcPr>
+          <w:p>
+            <w:pPr>
+              <w:jc w:val="center"/>
+            </w:pPr>
+          </w:p>
+        </w:tc>
+        <w:tc>
+          <w:tcPr>
+            <w:tcW w:w="1151" w:type="pct"/>
+          </w:tcPr>
+          <w:p>
+            <w:r>
+              <w:t>0 – Não 1 – Sim</w:t>
+            </w:r>
+          </w:p>
+        </w:tc>
+      </w:tr>
+      <w:tr>
+        <w:tc>
+          <w:tcPr>
+            <w:tcW w:w="1062" w:type="pct"/>
+            <w:vAlign w:val="center"/>
+          </w:tcPr>
+          <w:p>
+            <w:r>
               <w:t>Data da criação</w:t>
             </w:r>
           </w:p>
@@ -3664,11 +3654,9 @@
             <w:vAlign w:val="center"/>
           </w:tcPr>
           <w:p>
-            <w:proofErr w:type="spellStart"/>
             <w:r>
               <w:t>func_data_criacao</w:t>
             </w:r>
-            <w:proofErr w:type="spellEnd"/>
           </w:p>
         </w:tc>
         <w:tc>
@@ -3977,11 +3965,9 @@
             <w:vAlign w:val="center"/>
           </w:tcPr>
           <w:p>
-            <w:proofErr w:type="spellStart"/>
             <w:r>
               <w:t>crg_id</w:t>
             </w:r>
-            <w:proofErr w:type="spellEnd"/>
           </w:p>
         </w:tc>
         <w:tc>
@@ -4039,11 +4025,9 @@
             <w:tcW w:w="1151" w:type="pct"/>
           </w:tcPr>
           <w:p>
-            <w:proofErr w:type="spellStart"/>
             <w:r>
               <w:t>Auto-Incremento</w:t>
             </w:r>
-            <w:proofErr w:type="spellEnd"/>
           </w:p>
         </w:tc>
       </w:tr>
@@ -4065,11 +4049,9 @@
             <w:vAlign w:val="center"/>
           </w:tcPr>
           <w:p>
-            <w:proofErr w:type="spellStart"/>
             <w:r>
               <w:t>crg_nome</w:t>
             </w:r>
-            <w:proofErr w:type="spellEnd"/>
           </w:p>
         </w:tc>
         <w:tc>
@@ -4513,11 +4495,9 @@
             <w:vAlign w:val="center"/>
           </w:tcPr>
           <w:p>
-            <w:proofErr w:type="spellStart"/>
             <w:r>
               <w:t>atr_id</w:t>
             </w:r>
-            <w:proofErr w:type="spellEnd"/>
           </w:p>
         </w:tc>
         <w:tc>
@@ -4571,11 +4551,9 @@
             <w:tcW w:w="1151" w:type="pct"/>
           </w:tcPr>
           <w:p>
-            <w:proofErr w:type="spellStart"/>
             <w:r>
               <w:t>Auto-Incremento</w:t>
             </w:r>
-            <w:proofErr w:type="spellEnd"/>
           </w:p>
         </w:tc>
       </w:tr>
@@ -4597,11 +4575,9 @@
             <w:vAlign w:val="center"/>
           </w:tcPr>
           <w:p>
-            <w:proofErr w:type="spellStart"/>
             <w:r>
               <w:t>atr_tarefa_id</w:t>
             </w:r>
-            <w:proofErr w:type="spellEnd"/>
           </w:p>
         </w:tc>
         <w:tc>
@@ -4679,11 +4655,9 @@
             <w:vAlign w:val="center"/>
           </w:tcPr>
           <w:p>
-            <w:proofErr w:type="spellStart"/>
             <w:r>
               <w:t>atr_funcionario_id</w:t>
             </w:r>
-            <w:proofErr w:type="spellEnd"/>
           </w:p>
         </w:tc>
         <w:tc>
@@ -4761,11 +4735,9 @@
             <w:vAlign w:val="center"/>
           </w:tcPr>
           <w:p>
-            <w:proofErr w:type="spellStart"/>
             <w:r>
               <w:t>atr_data_atribuicao</w:t>
             </w:r>
-            <w:proofErr w:type="spellEnd"/>
           </w:p>
         </w:tc>
         <w:tc>
@@ -4840,19 +4812,9 @@
             <w:vAlign w:val="center"/>
           </w:tcPr>
           <w:p>
-            <w:proofErr w:type="spellStart"/>
-            <w:r>
-              <w:t>a</w:t>
-            </w:r>
-            <w:r>
-              <w:t>tr</w:t>
-            </w:r>
-            <w:bookmarkStart w:id="0" w:name="_GoBack"/>
-            <w:bookmarkEnd w:id="0"/>
-            <w:r>
-              <w:t>_status</w:t>
-            </w:r>
-            <w:proofErr w:type="spellEnd"/>
+            <w:r>
+              <w:t>atr_status</w:t>
+            </w:r>
           </w:p>
         </w:tc>
         <w:tc>
@@ -4908,16 +4870,7 @@
           </w:tcPr>
           <w:p>
             <w:r>
-              <w:t>0</w:t>
-            </w:r>
-            <w:r>
-              <w:t xml:space="preserve"> -</w:t>
-            </w:r>
-            <w:r>
-              <w:t xml:space="preserve"> </w:t>
-            </w:r>
-            <w:r>
-              <w:t>Aberta</w:t>
+              <w:t>0 - Aberta</w:t>
             </w:r>
           </w:p>
           <w:p>
@@ -4927,10 +4880,7 @@
           </w:p>
           <w:p>
             <w:r>
-              <w:t>2</w:t>
-            </w:r>
-            <w:r>
-              <w:t xml:space="preserve"> - Concluído</w:t>
+              <w:t>2 - Concluído</w:t>
             </w:r>
           </w:p>
         </w:tc>
@@ -4958,6 +4908,7 @@
         <w:keepNext/>
       </w:pPr>
       <w:r>
+        <w:lastRenderedPageBreak/>
         <w:t xml:space="preserve">Quadro </w:t>
       </w:r>
       <w:r>
@@ -5177,7 +5128,6 @@
           </w:tcPr>
           <w:p>
             <w:r>
-              <w:lastRenderedPageBreak/>
               <w:t>Foto</w:t>
             </w:r>
           </w:p>
@@ -5188,11 +5138,9 @@
             <w:vAlign w:val="center"/>
           </w:tcPr>
           <w:p>
-            <w:proofErr w:type="spellStart"/>
             <w:r>
               <w:t>fot_id</w:t>
             </w:r>
-            <w:proofErr w:type="spellEnd"/>
           </w:p>
         </w:tc>
         <w:tc>
@@ -5264,13 +5212,8 @@
           </w:tcPr>
           <w:p>
             <w:r>
-              <w:t xml:space="preserve">ID da Tarefa </w:t>
-            </w:r>
-            <w:proofErr w:type="spellStart"/>
-            <w:r>
-              <w:t>Atribuida</w:t>
-            </w:r>
-            <w:proofErr w:type="spellEnd"/>
+              <w:t>ID da Tarefa Atribuida</w:t>
+            </w:r>
           </w:p>
         </w:tc>
         <w:tc>
@@ -5279,11 +5222,9 @@
             <w:vAlign w:val="center"/>
           </w:tcPr>
           <w:p>
-            <w:proofErr w:type="spellStart"/>
             <w:r>
               <w:t>fot_tarefa_id</w:t>
             </w:r>
-            <w:proofErr w:type="spellEnd"/>
           </w:p>
         </w:tc>
         <w:tc>
@@ -5341,13 +5282,8 @@
             <w:tcW w:w="1151" w:type="pct"/>
           </w:tcPr>
           <w:p>
-            <w:proofErr w:type="gramStart"/>
-            <w:r>
-              <w:t>Gerado Após</w:t>
-            </w:r>
-            <w:proofErr w:type="gramEnd"/>
-            <w:r>
-              <w:t xml:space="preserve"> o cadastro da foto. ID Auto Incremento</w:t>
+            <w:r>
+              <w:t>Gerado Após o cadastro da foto. ID Auto Incremento</w:t>
             </w:r>
           </w:p>
         </w:tc>
@@ -5370,11 +5306,9 @@
             <w:vAlign w:val="center"/>
           </w:tcPr>
           <w:p>
-            <w:proofErr w:type="spellStart"/>
             <w:r>
               <w:t>fot_nome</w:t>
             </w:r>
-            <w:proofErr w:type="spellEnd"/>
           </w:p>
         </w:tc>
         <w:tc>
@@ -5456,11 +5390,9 @@
             <w:vAlign w:val="center"/>
           </w:tcPr>
           <w:p>
-            <w:proofErr w:type="spellStart"/>
             <w:r>
               <w:t>fot_descricao</w:t>
             </w:r>
-            <w:proofErr w:type="spellEnd"/>
           </w:p>
         </w:tc>
         <w:tc>
@@ -5542,11 +5474,9 @@
             <w:vAlign w:val="center"/>
           </w:tcPr>
           <w:p>
-            <w:proofErr w:type="spellStart"/>
             <w:r>
               <w:t>fot_data_envio</w:t>
             </w:r>
-            <w:proofErr w:type="spellEnd"/>
           </w:p>
         </w:tc>
         <w:tc>
@@ -5634,7 +5564,7 @@
 </file>
 
 <file path=word/numbering.xml><?xml version="1.0" encoding="utf-8"?>
-<w:numbering xmlns:wpc="http://schemas.microsoft.com/office/word/2010/wordprocessingCanvas" xmlns:cx="http://schemas.microsoft.com/office/drawing/2014/chartex" xmlns:cx1="http://schemas.microsoft.com/office/drawing/2015/9/8/chartex" xmlns:cx2="http://schemas.microsoft.com/office/drawing/2015/10/21/chartex" xmlns:cx3="http://schemas.microsoft.com/office/drawing/2016/5/9/chartex" xmlns:cx4="http://schemas.microsoft.com/office/drawing/2016/5/10/chartex" xmlns:cx5="http://schemas.microsoft.com/office/drawing/2016/5/11/chartex" xmlns:cx6="http://schemas.microsoft.com/office/drawing/2016/5/12/chartex" xmlns:cx7="http://schemas.microsoft.com/office/drawing/2016/5/13/chartex" xmlns:cx8="http://schemas.microsoft.com/office/drawing/2016/5/14/chartex" xmlns:mc="http://schemas.openxmlformats.org/markup-compatibility/2006" xmlns:aink="http://schemas.microsoft.com/office/drawing/2016/ink" xmlns:am3d="http://schemas.microsoft.com/office/drawing/2017/model3d" xmlns:o="urn:schemas-microsoft-com:office:office" xmlns:r="http://schemas.openxmlformats.org/officeDocument/2006/relationships" xmlns:m="http://schemas.openxmlformats.org/officeDocument/2006/math" xmlns:v="urn:schemas-microsoft-com:vml" xmlns:wp14="http://schemas.microsoft.com/office/word/2010/wordprocessingDrawing" xmlns:wp="http://schemas.openxmlformats.org/drawingml/2006/wordprocessingDrawing" xmlns:w10="urn:schemas-microsoft-com:office:word" xmlns:w="http://schemas.openxmlformats.org/wordprocessingml/2006/main" xmlns:w14="http://schemas.microsoft.com/office/word/2010/wordml" xmlns:w15="http://schemas.microsoft.com/office/word/2012/wordml" xmlns:w16cid="http://schemas.microsoft.com/office/word/2016/wordml/cid" xmlns:w16se="http://schemas.microsoft.com/office/word/2015/wordml/symex" xmlns:wpg="http://schemas.microsoft.com/office/word/2010/wordprocessingGroup" xmlns:wpi="http://schemas.microsoft.com/office/word/2010/wordprocessingInk" xmlns:wne="http://schemas.microsoft.com/office/word/2006/wordml" xmlns:wps="http://schemas.microsoft.com/office/word/2010/wordprocessingShape" mc:Ignorable="w14 w15 w16se w16cid wp14">
+<w:numbering xmlns:wpc="http://schemas.microsoft.com/office/word/2010/wordprocessingCanvas" xmlns:cx="http://schemas.microsoft.com/office/drawing/2014/chartex" xmlns:cx1="http://schemas.microsoft.com/office/drawing/2015/9/8/chartex" xmlns:cx2="http://schemas.microsoft.com/office/drawing/2015/10/21/chartex" xmlns:cx3="http://schemas.microsoft.com/office/drawing/2016/5/9/chartex" xmlns:cx4="http://schemas.microsoft.com/office/drawing/2016/5/10/chartex" xmlns:cx5="http://schemas.microsoft.com/office/drawing/2016/5/11/chartex" xmlns:cx6="http://schemas.microsoft.com/office/drawing/2016/5/12/chartex" xmlns:cx7="http://schemas.microsoft.com/office/drawing/2016/5/13/chartex" xmlns:cx8="http://schemas.microsoft.com/office/drawing/2016/5/14/chartex" xmlns:mc="http://schemas.openxmlformats.org/markup-compatibility/2006" xmlns:aink="http://schemas.microsoft.com/office/drawing/2016/ink" xmlns:am3d="http://schemas.microsoft.com/office/drawing/2017/model3d" xmlns:o="urn:schemas-microsoft-com:office:office" xmlns:oel="http://schemas.microsoft.com/office/2019/extlst" xmlns:r="http://schemas.openxmlformats.org/officeDocument/2006/relationships" xmlns:m="http://schemas.openxmlformats.org/officeDocument/2006/math" xmlns:v="urn:schemas-microsoft-com:vml" xmlns:wp14="http://schemas.microsoft.com/office/word/2010/wordprocessingDrawing" xmlns:wp="http://schemas.openxmlformats.org/drawingml/2006/wordprocessingDrawing" xmlns:w10="urn:schemas-microsoft-com:office:word" xmlns:w="http://schemas.openxmlformats.org/wordprocessingml/2006/main" xmlns:w14="http://schemas.microsoft.com/office/word/2010/wordml" xmlns:w15="http://schemas.microsoft.com/office/word/2012/wordml" xmlns:w16cex="http://schemas.microsoft.com/office/word/2018/wordml/cex" xmlns:w16cid="http://schemas.microsoft.com/office/word/2016/wordml/cid" xmlns:w16="http://schemas.microsoft.com/office/word/2018/wordml" xmlns:w16sdtdh="http://schemas.microsoft.com/office/word/2020/wordml/sdtdatahash" xmlns:w16se="http://schemas.microsoft.com/office/word/2015/wordml/symex" xmlns:wpg="http://schemas.microsoft.com/office/word/2010/wordprocessingGroup" xmlns:wpi="http://schemas.microsoft.com/office/word/2010/wordprocessingInk" xmlns:wne="http://schemas.microsoft.com/office/word/2006/wordml" xmlns:wps="http://schemas.microsoft.com/office/word/2010/wordprocessingShape" mc:Ignorable="w14 w15 w16se w16cid w16 w16cex w16sdtdh wp14">
   <w:abstractNum w:abstractNumId="0" w15:restartNumberingAfterBreak="0">
     <w:nsid w:val="279C589A"/>
     <w:multiLevelType w:val="hybridMultilevel"/>
@@ -5724,14 +5654,14 @@
       </w:pPr>
     </w:lvl>
   </w:abstractNum>
-  <w:num w:numId="1">
+  <w:num w:numId="1" w16cid:durableId="2022202096">
     <w:abstractNumId w:val="0"/>
   </w:num>
 </w:numbering>
 </file>
 
 <file path=word/styles.xml><?xml version="1.0" encoding="utf-8"?>
-<w:styles xmlns:mc="http://schemas.openxmlformats.org/markup-compatibility/2006" xmlns:r="http://schemas.openxmlformats.org/officeDocument/2006/relationships" xmlns:w="http://schemas.openxmlformats.org/wordprocessingml/2006/main" xmlns:w14="http://schemas.microsoft.com/office/word/2010/wordml" xmlns:w15="http://schemas.microsoft.com/office/word/2012/wordml" xmlns:w16cid="http://schemas.microsoft.com/office/word/2016/wordml/cid" xmlns:w16se="http://schemas.microsoft.com/office/word/2015/wordml/symex" mc:Ignorable="w14 w15 w16se w16cid">
+<w:styles xmlns:mc="http://schemas.openxmlformats.org/markup-compatibility/2006" xmlns:r="http://schemas.openxmlformats.org/officeDocument/2006/relationships" xmlns:w="http://schemas.openxmlformats.org/wordprocessingml/2006/main" xmlns:w14="http://schemas.microsoft.com/office/word/2010/wordml" xmlns:w15="http://schemas.microsoft.com/office/word/2012/wordml" xmlns:w16cex="http://schemas.microsoft.com/office/word/2018/wordml/cex" xmlns:w16cid="http://schemas.microsoft.com/office/word/2016/wordml/cid" xmlns:w16="http://schemas.microsoft.com/office/word/2018/wordml" xmlns:w16sdtdh="http://schemas.microsoft.com/office/word/2020/wordml/sdtdatahash" xmlns:w16se="http://schemas.microsoft.com/office/word/2015/wordml/symex" mc:Ignorable="w14 w15 w16se w16cid w16 w16cex w16sdtdh">
   <w:docDefaults>
     <w:rPrDefault>
       <w:rPr>
@@ -5747,7 +5677,7 @@
       </w:pPr>
     </w:pPrDefault>
   </w:docDefaults>
-  <w:latentStyles w:defLockedState="0" w:defUIPriority="99" w:defSemiHidden="0" w:defUnhideWhenUsed="0" w:defQFormat="0" w:count="375">
+  <w:latentStyles w:defLockedState="0" w:defUIPriority="99" w:defSemiHidden="0" w:defUnhideWhenUsed="0" w:defQFormat="0" w:count="376">
     <w:lsdException w:name="Normal" w:uiPriority="0" w:qFormat="1"/>
     <w:lsdException w:name="heading 1" w:uiPriority="9" w:qFormat="1"/>
     <w:lsdException w:name="heading 2" w:semiHidden="1" w:uiPriority="9" w:unhideWhenUsed="1" w:qFormat="1"/>
@@ -6123,6 +6053,7 @@
     <w:lsdException w:name="Smart Hyperlink" w:semiHidden="1" w:unhideWhenUsed="1"/>
     <w:lsdException w:name="Hashtag" w:semiHidden="1" w:unhideWhenUsed="1"/>
     <w:lsdException w:name="Unresolved Mention" w:semiHidden="1" w:unhideWhenUsed="1"/>
+    <w:lsdException w:name="Smart Link" w:semiHidden="1" w:unhideWhenUsed="1"/>
   </w:latentStyles>
   <w:style w:type="paragraph" w:default="1" w:styleId="Normal">
     <w:name w:val="Normal"/>
